--- a/zhs/docx/02.17.content.docx
+++ b/zhs/docx/02.17.content.docx
@@ -366,7 +366,7 @@
       <w:r>
         <w:drawing>
           <wp:inline xmlns:a="http://schemas.openxmlformats.org/drawingml/2006/main" xmlns:pic="http://schemas.openxmlformats.org/drawingml/2006/picture">
-            <wp:extent cx="4572000" cy="3937635"/>
+            <wp:extent cx="6096000" cy="5250180"/>
             <wp:docPr id="1" name="Picture 1"/>
             <wp:cNvGraphicFramePr>
               <a:graphicFrameLocks noChangeAspect="1"/>
@@ -387,7 +387,7 @@
                   <pic:spPr>
                     <a:xfrm>
                       <a:off x="0" y="0"/>
-                      <a:ext cx="4572000" cy="3937635"/>
+                      <a:ext cx="6096000" cy="5250180"/>
                     </a:xfrm>
                     <a:prstGeom prst="rect"/>
                   </pic:spPr>
